--- a/arb/docx/026.content.docx
+++ b/arb/docx/026.content.docx
@@ -9,6 +9,8 @@
       </w:pPr>
       <w:r>
         <w:rPr>
+          <w:rtl/>
+          <w:cs/>
           <w:lang w:val="ar_AE" w:bidi="ar_AE"/>
         </w:rPr>
       </w:r>
@@ -20,69 +22,91 @@
       </w:pPr>
       <w:r>
         <w:rPr>
+          <w:rtl/>
+          <w:cs/>
           <w:lang w:val="ar_AE" w:bidi="ar_AE"/>
         </w:rPr>
         <w:t>Resource: unfoldingWord® Translation Words</w:t>
       </w:r>
       <w:r>
         <w:rPr>
-          <w:lang w:val="ar_AE" w:bidi="ar_AE"/>
-        </w:rPr>
-      </w:r>
-    </w:p>
-    <w:p>
-      <w:pPr>
-        <w:bidi/>
-      </w:pPr>
-      <w:r>
-        <w:rPr>
+          <w:rtl/>
+          <w:cs/>
+          <w:lang w:val="ar_AE" w:bidi="ar_AE"/>
+        </w:rPr>
+      </w:r>
+    </w:p>
+    <w:p>
+      <w:pPr>
+        <w:bidi/>
+      </w:pPr>
+      <w:r>
+        <w:rPr>
+          <w:rtl/>
+          <w:cs/>
           <w:lang w:val="ar_AE" w:bidi="ar_AE"/>
         </w:rPr>
       </w:r>
       <w:r>
         <w:rPr>
           <w:b/>
+          <w:rtl/>
+          <w:cs/>
           <w:lang w:val="ar_AE" w:bidi="ar_AE"/>
         </w:rPr>
         <w:t>unfoldingWord® Translation Words</w:t>
       </w:r>
       <w:r>
         <w:rPr>
+          <w:rtl/>
+          <w:cs/>
           <w:lang w:val="ar_AE" w:bidi="ar_AE"/>
         </w:rPr>
         <w:t xml:space="preserve"> © 2022 unfoldingWord. Released under CC BY-SA 4.0 license. </w:t>
       </w:r>
       <w:r>
         <w:rPr>
+          <w:rtl/>
+          <w:cs/>
           <w:lang w:val="ar_AE" w:bidi="ar_AE"/>
         </w:rPr>
         <w:t>unfoldingWord® Translation Words</w:t>
       </w:r>
       <w:r>
         <w:rPr>
+          <w:rtl/>
+          <w:cs/>
           <w:lang w:val="ar_AE" w:bidi="ar_AE"/>
         </w:rPr>
         <w:t xml:space="preserve"> has been adapted in the following languages: Tok Pisin, Arabic (عربي), French (Français), Hindi (हिंदी), Indonesian (Bahasa Indonesia), Portuguese (Português), Russian (Русский), Spanish (Español), Swahili (Kiswahili), and Simplified Chinese (简体中文) from </w:t>
       </w:r>
       <w:r>
         <w:rPr>
+          <w:rtl/>
+          <w:cs/>
           <w:lang w:val="ar_AE" w:bidi="ar_AE"/>
         </w:rPr>
         <w:t>unfoldingWord® Translation Words</w:t>
       </w:r>
       <w:r>
         <w:rPr>
+          <w:rtl/>
+          <w:cs/>
           <w:lang w:val="ar_AE" w:bidi="ar_AE"/>
         </w:rPr>
         <w:t xml:space="preserve"> © 2022 unfoldingWord. Released under CC BY-SA 4.0 license by Mission Mutual</w:t>
       </w:r>
       <w:r>
         <w:rPr>
-          <w:lang w:val="ar_AE" w:bidi="ar_AE"/>
-        </w:rPr>
-      </w:r>
-      <w:r>
-        <w:rPr>
+          <w:rtl/>
+          <w:cs/>
+          <w:lang w:val="ar_AE" w:bidi="ar_AE"/>
+        </w:rPr>
+      </w:r>
+      <w:r>
+        <w:rPr>
+          <w:rtl/>
+          <w:cs/>
           <w:lang w:val="ar_AE" w:bidi="ar_AE"/>
         </w:rPr>
       </w:r>
@@ -94,6 +118,8 @@
       </w:pPr>
       <w:r>
         <w:rPr>
+          <w:rtl/>
+          <w:cs/>
           <w:lang w:val="ar_AE" w:bidi="ar_AE"/>
         </w:rPr>
         <w:t>unfoldingWord® Translation Words</w:t>
@@ -123,6 +149,8 @@
       </w:pPr>
       <w:r>
         <w:rPr>
+          <w:rtl/>
+          <w:cs/>
           <w:lang w:val="ar_AE" w:bidi="ar_AE"/>
         </w:rPr>
       </w:r>
@@ -134,38 +162,50 @@
       </w:pPr>
       <w:r>
         <w:rPr>
+          <w:rtl/>
+          <w:cs/>
           <w:lang w:val="ar_AE" w:bidi="ar_AE"/>
         </w:rPr>
         <w:t>ط</w:t>
       </w:r>
       <w:r>
         <w:rPr>
-          <w:lang w:val="ar_AE" w:bidi="ar_AE"/>
-        </w:rPr>
-      </w:r>
-    </w:p>
-    <w:p>
-      <w:pPr>
-        <w:bidi/>
-      </w:pPr>
-      <w:r>
-        <w:rPr>
-          <w:lang w:val="ar_AE" w:bidi="ar_AE"/>
-        </w:rPr>
-      </w:r>
-      <w:r>
-        <w:rPr>
+          <w:rtl/>
+          <w:cs/>
+          <w:lang w:val="ar_AE" w:bidi="ar_AE"/>
+        </w:rPr>
+      </w:r>
+    </w:p>
+    <w:p>
+      <w:pPr>
+        <w:bidi/>
+      </w:pPr>
+      <w:r>
+        <w:rPr>
+          <w:rtl/>
+          <w:cs/>
+          <w:lang w:val="ar_AE" w:bidi="ar_AE"/>
+        </w:rPr>
+      </w:r>
+      <w:r>
+        <w:rPr>
+          <w:rtl/>
+          <w:cs/>
           <w:lang w:val="ar_AE" w:bidi="ar_AE"/>
         </w:rPr>
         <w:t xml:space="preserve"> </w:t>
       </w:r>
       <w:r>
         <w:rPr>
-          <w:lang w:val="ar_AE" w:bidi="ar_AE"/>
-        </w:rPr>
-      </w:r>
-      <w:r>
-        <w:rPr>
+          <w:rtl/>
+          <w:cs/>
+          <w:lang w:val="ar_AE" w:bidi="ar_AE"/>
+        </w:rPr>
+      </w:r>
+      <w:r>
+        <w:rPr>
+          <w:rtl/>
+          <w:cs/>
           <w:lang w:val="ar_AE" w:bidi="ar_AE"/>
         </w:rPr>
       </w:r>
@@ -191,6 +231,8 @@
       </w:pPr>
       <w:r>
         <w:rPr>
+          <w:rtl/>
+          <w:cs/>
           <w:lang w:val="ar_AE" w:bidi="ar_AE"/>
         </w:rPr>
       </w:r>
@@ -202,12 +244,16 @@
       </w:pPr>
       <w:r>
         <w:rPr>
+          <w:rtl/>
+          <w:cs/>
           <w:lang w:val="ar_AE" w:bidi="ar_AE"/>
         </w:rPr>
         <w:t>طاهر</w:t>
       </w:r>
       <w:r>
         <w:rPr>
+          <w:rtl/>
+          <w:cs/>
           <w:lang w:val="ar_AE" w:bidi="ar_AE"/>
         </w:rPr>
       </w:r>
@@ -219,6 +265,8 @@
       </w:pPr>
       <w:r>
         <w:rPr>
+          <w:rtl/>
+          <w:cs/>
           <w:lang w:val="ar_AE" w:bidi="ar_AE"/>
         </w:rPr>
         <w:t>التعريف:</w:t>
@@ -230,11 +278,15 @@
       </w:pPr>
       <w:r>
         <w:rPr>
-          <w:lang w:val="ar_AE" w:bidi="ar_AE"/>
-        </w:rPr>
-      </w:r>
-      <w:r>
-        <w:rPr>
+          <w:rtl/>
+          <w:cs/>
+          <w:lang w:val="ar_AE" w:bidi="ar_AE"/>
+        </w:rPr>
+      </w:r>
+      <w:r>
+        <w:rPr>
+          <w:rtl/>
+          <w:cs/>
           <w:lang w:val="ar_AE" w:bidi="ar_AE"/>
         </w:rPr>
         <w:t>يشير مصطلح "طاهر" عمومًا إما إلى إزالة الأوساخ أو البقع من شخص/شيء ما أو إلى عدم وجود أي أوساخ أو بقع في المقام الأول. يشير مصطلح "يغتسل" تحديدًا إلى فعل إزالة الأوساخ أو البقع من شخص/شيء ما.</w:t>
@@ -249,11 +301,15 @@
       </w:pPr>
       <w:r>
         <w:rPr>
-          <w:lang w:val="ar_AE" w:bidi="ar_AE"/>
-        </w:rPr>
-      </w:r>
-      <w:r>
-        <w:rPr>
+          <w:rtl/>
+          <w:cs/>
+          <w:lang w:val="ar_AE" w:bidi="ar_AE"/>
+        </w:rPr>
+      </w:r>
+      <w:r>
+        <w:rPr>
+          <w:rtl/>
+          <w:cs/>
           <w:lang w:val="ar_AE" w:bidi="ar_AE"/>
         </w:rPr>
         <w:t>عملية "التطهير" هي جعل شيء ما "طاهراً". يمكن أيضًا ترجمتها إلى "يغسل" أو "يطهر".</w:t>
@@ -268,11 +324,15 @@
       </w:pPr>
       <w:r>
         <w:rPr>
-          <w:lang w:val="ar_AE" w:bidi="ar_AE"/>
-        </w:rPr>
-      </w:r>
-      <w:r>
-        <w:rPr>
+          <w:rtl/>
+          <w:cs/>
+          <w:lang w:val="ar_AE" w:bidi="ar_AE"/>
+        </w:rPr>
+      </w:r>
+      <w:r>
+        <w:rPr>
+          <w:rtl/>
+          <w:cs/>
           <w:lang w:val="ar_AE" w:bidi="ar_AE"/>
         </w:rPr>
         <w:t>في العهد القديم، أخبر الله بني إسرائيل أي الحيوانات التي قد حددها على أنها "طاهرة" طقسيًا وأيها كانت "غير طاهرة". فقط الحيوانات الطاهرة هي التي كانت مسموحًا باستخدامها للأكل أو للذبائح. في هذا السياق، يعني مصطلح "طاهر" أن الحيوان كان مقبولًا لدى الله لتقديمه كذبيحة.</w:t>
@@ -287,11 +347,15 @@
       </w:pPr>
       <w:r>
         <w:rPr>
-          <w:lang w:val="ar_AE" w:bidi="ar_AE"/>
-        </w:rPr>
-      </w:r>
-      <w:r>
-        <w:rPr>
+          <w:rtl/>
+          <w:cs/>
+          <w:lang w:val="ar_AE" w:bidi="ar_AE"/>
+        </w:rPr>
+      </w:r>
+      <w:r>
+        <w:rPr>
+          <w:rtl/>
+          <w:cs/>
           <w:lang w:val="ar_AE" w:bidi="ar_AE"/>
         </w:rPr>
         <w:t>الشخص الذي كان يعاني من بعض الأمراض الجلدية كان يُعتبر غير طاهر حتى يُشفى الجلد بما يكفي ليصبح غير مُعدٍ. كان يجب اتباع تعليمات تنظيف الجلد لكي يُعلّن أن هذا الشخص "طاهر" مرة أخرى.</w:t>
@@ -306,11 +370,15 @@
       </w:pPr>
       <w:r>
         <w:rPr>
-          <w:lang w:val="ar_AE" w:bidi="ar_AE"/>
-        </w:rPr>
-      </w:r>
-      <w:r>
-        <w:rPr>
+          <w:rtl/>
+          <w:cs/>
+          <w:lang w:val="ar_AE" w:bidi="ar_AE"/>
+        </w:rPr>
+      </w:r>
+      <w:r>
+        <w:rPr>
+          <w:rtl/>
+          <w:cs/>
           <w:lang w:val="ar_AE" w:bidi="ar_AE"/>
         </w:rPr>
         <w:t>أحيانًا يُستخدم مصطلح "طاهر" بشكل مجازي للإشارة إلى النقاء الأخلاقي، مما يعني أن يكون "طاهرًا" من الخطية.</w:t>
@@ -322,11 +390,15 @@
       </w:pPr>
       <w:r>
         <w:rPr>
-          <w:lang w:val="ar_AE" w:bidi="ar_AE"/>
-        </w:rPr>
-      </w:r>
-      <w:r>
-        <w:rPr>
+          <w:rtl/>
+          <w:cs/>
+          <w:lang w:val="ar_AE" w:bidi="ar_AE"/>
+        </w:rPr>
+      </w:r>
+      <w:r>
+        <w:rPr>
+          <w:rtl/>
+          <w:cs/>
           <w:lang w:val="ar_AE" w:bidi="ar_AE"/>
         </w:rPr>
         <w:t>في الكتاب المقدس، يُستخدم مصطلح "غير طاهر" بشكل مجازي للإشارة إلى الأشياء التي أعلن الله أنها غير مناسبة لشعبه أن يلمسها أو يأكلها أو يقدمها ذبيحة.</w:t>
@@ -341,11 +413,15 @@
       </w:pPr>
       <w:r>
         <w:rPr>
-          <w:lang w:val="ar_AE" w:bidi="ar_AE"/>
-        </w:rPr>
-      </w:r>
-      <w:r>
-        <w:rPr>
+          <w:rtl/>
+          <w:cs/>
+          <w:lang w:val="ar_AE" w:bidi="ar_AE"/>
+        </w:rPr>
+      </w:r>
+      <w:r>
+        <w:rPr>
+          <w:rtl/>
+          <w:cs/>
           <w:lang w:val="ar_AE" w:bidi="ar_AE"/>
         </w:rPr>
         <w:t>أعطى الله بني إسرائيل تعليمات حول أي الحيوانات طاهرة وأيها كانت "غير طاهرة". لم يكن مسموحًا باستخدام الحيوانات غير طاهرة للأكل أو لتقديم ذبيحة.</w:t>
@@ -360,11 +436,15 @@
       </w:pPr>
       <w:r>
         <w:rPr>
-          <w:lang w:val="ar_AE" w:bidi="ar_AE"/>
-        </w:rPr>
-      </w:r>
-      <w:r>
-        <w:rPr>
+          <w:rtl/>
+          <w:cs/>
+          <w:lang w:val="ar_AE" w:bidi="ar_AE"/>
+        </w:rPr>
+      </w:r>
+      <w:r>
+        <w:rPr>
+          <w:rtl/>
+          <w:cs/>
           <w:lang w:val="ar_AE" w:bidi="ar_AE"/>
         </w:rPr>
         <w:t>كان يُقال إن الأشخاص الذين يعانون من بعض الأمراض الجلدية هم "غير طاهرين" حتى يُشفوا.</w:t>
@@ -379,11 +459,15 @@
       </w:pPr>
       <w:r>
         <w:rPr>
-          <w:lang w:val="ar_AE" w:bidi="ar_AE"/>
-        </w:rPr>
-      </w:r>
-      <w:r>
-        <w:rPr>
+          <w:rtl/>
+          <w:cs/>
+          <w:lang w:val="ar_AE" w:bidi="ar_AE"/>
+        </w:rPr>
+      </w:r>
+      <w:r>
+        <w:rPr>
+          <w:rtl/>
+          <w:cs/>
           <w:lang w:val="ar_AE" w:bidi="ar_AE"/>
         </w:rPr>
         <w:t>إذا لمس الإسرائيليون شيئًا "غير طاهر"، كانوا يُعتبرون غير طاهرين لفترة معينة من الزمن.</w:t>
@@ -398,11 +482,15 @@
       </w:pPr>
       <w:r>
         <w:rPr>
-          <w:lang w:val="ar_AE" w:bidi="ar_AE"/>
-        </w:rPr>
-      </w:r>
-      <w:r>
-        <w:rPr>
+          <w:rtl/>
+          <w:cs/>
+          <w:lang w:val="ar_AE" w:bidi="ar_AE"/>
+        </w:rPr>
+      </w:r>
+      <w:r>
+        <w:rPr>
+          <w:rtl/>
+          <w:cs/>
           <w:lang w:val="ar_AE" w:bidi="ar_AE"/>
         </w:rPr>
         <w:t>اتباع أوامر الله بعدم لمس أو أكل الأشياء غير الطاهرة كان يحافظ على بني إسرائيل مُخصصين لخدمة الله.</w:t>
@@ -417,11 +505,15 @@
       </w:pPr>
       <w:r>
         <w:rPr>
-          <w:lang w:val="ar_AE" w:bidi="ar_AE"/>
-        </w:rPr>
-      </w:r>
-      <w:r>
-        <w:rPr>
+          <w:rtl/>
+          <w:cs/>
+          <w:lang w:val="ar_AE" w:bidi="ar_AE"/>
+        </w:rPr>
+      </w:r>
+      <w:r>
+        <w:rPr>
+          <w:rtl/>
+          <w:cs/>
           <w:lang w:val="ar_AE" w:bidi="ar_AE"/>
         </w:rPr>
         <w:t>كانت هذه النجاسة الجسدية والطقسية أيضًا رمزًا للنجاسة الأخلاقية.</w:t>
@@ -436,11 +528,15 @@
       </w:pPr>
       <w:r>
         <w:rPr>
-          <w:lang w:val="ar_AE" w:bidi="ar_AE"/>
-        </w:rPr>
-      </w:r>
-      <w:r>
-        <w:rPr>
+          <w:rtl/>
+          <w:cs/>
+          <w:lang w:val="ar_AE" w:bidi="ar_AE"/>
+        </w:rPr>
+      </w:r>
+      <w:r>
+        <w:rPr>
+          <w:rtl/>
+          <w:cs/>
           <w:lang w:val="ar_AE" w:bidi="ar_AE"/>
         </w:rPr>
         <w:t>في معنى مجازي آخر، يشير "الروح النجس" إلى روح شريرة.</w:t>
@@ -453,6 +549,8 @@
       </w:pPr>
       <w:r>
         <w:rPr>
+          <w:rtl/>
+          <w:cs/>
           <w:lang w:val="ar_AE" w:bidi="ar_AE"/>
         </w:rPr>
         <w:t>اقتراحات الترجمة:</w:t>
@@ -467,11 +565,15 @@
       </w:pPr>
       <w:r>
         <w:rPr>
-          <w:lang w:val="ar_AE" w:bidi="ar_AE"/>
-        </w:rPr>
-      </w:r>
-      <w:r>
-        <w:rPr>
+          <w:rtl/>
+          <w:cs/>
+          <w:lang w:val="ar_AE" w:bidi="ar_AE"/>
+        </w:rPr>
+      </w:r>
+      <w:r>
+        <w:rPr>
+          <w:rtl/>
+          <w:cs/>
           <w:lang w:val="ar_AE" w:bidi="ar_AE"/>
         </w:rPr>
         <w:t>يمكن ترجمة هذا المصطلح بالكلمة الشائعة لـ "طاهر" أو "نقي" (بمعنى عدم الاتساخ).</w:t>
@@ -486,11 +588,15 @@
       </w:pPr>
       <w:r>
         <w:rPr>
-          <w:lang w:val="ar_AE" w:bidi="ar_AE"/>
-        </w:rPr>
-      </w:r>
-      <w:r>
-        <w:rPr>
+          <w:rtl/>
+          <w:cs/>
+          <w:lang w:val="ar_AE" w:bidi="ar_AE"/>
+        </w:rPr>
+      </w:r>
+      <w:r>
+        <w:rPr>
+          <w:rtl/>
+          <w:cs/>
           <w:lang w:val="ar_AE" w:bidi="ar_AE"/>
         </w:rPr>
         <w:t>طرق أخرى لترجمة هذا يمكن أن تشمل، "نظيف طقسيًا" أو "مقبول لدى الله".</w:t>
@@ -505,11 +611,15 @@
       </w:pPr>
       <w:r>
         <w:rPr>
-          <w:lang w:val="ar_AE" w:bidi="ar_AE"/>
-        </w:rPr>
-      </w:r>
-      <w:r>
-        <w:rPr>
+          <w:rtl/>
+          <w:cs/>
+          <w:lang w:val="ar_AE" w:bidi="ar_AE"/>
+        </w:rPr>
+      </w:r>
+      <w:r>
+        <w:rPr>
+          <w:rtl/>
+          <w:cs/>
           <w:lang w:val="ar_AE" w:bidi="ar_AE"/>
         </w:rPr>
         <w:t>يمكن ترجمة "التطهير" بـ "يغسل" أو "يُطهر/ يُنقي".</w:t>
@@ -524,11 +634,15 @@
       </w:pPr>
       <w:r>
         <w:rPr>
-          <w:lang w:val="ar_AE" w:bidi="ar_AE"/>
-        </w:rPr>
-      </w:r>
-      <w:r>
-        <w:rPr>
+          <w:rtl/>
+          <w:cs/>
+          <w:lang w:val="ar_AE" w:bidi="ar_AE"/>
+        </w:rPr>
+      </w:r>
+      <w:r>
+        <w:rPr>
+          <w:rtl/>
+          <w:cs/>
           <w:lang w:val="ar_AE" w:bidi="ar_AE"/>
         </w:rPr>
         <w:t>تأكد من أن الكلمات المستخدمة لـ "طاهر" و"التطهير" يمكن فهمها أيضًا بمعنى مجازي.</w:t>
@@ -543,11 +657,15 @@
       </w:pPr>
       <w:r>
         <w:rPr>
-          <w:lang w:val="ar_AE" w:bidi="ar_AE"/>
-        </w:rPr>
-      </w:r>
-      <w:r>
-        <w:rPr>
+          <w:rtl/>
+          <w:cs/>
+          <w:lang w:val="ar_AE" w:bidi="ar_AE"/>
+        </w:rPr>
+      </w:r>
+      <w:r>
+        <w:rPr>
+          <w:rtl/>
+          <w:cs/>
           <w:lang w:val="ar_AE" w:bidi="ar_AE"/>
         </w:rPr>
         <w:t>يمكن أيضًا ترجمة مصطلح "غير طاهر" بـ "غير نقي" أو "غير مناسب في نظر الله" أو "غير نظيف جسديًا" أو "مدنس".</w:t>
@@ -562,11 +680,15 @@
       </w:pPr>
       <w:r>
         <w:rPr>
-          <w:lang w:val="ar_AE" w:bidi="ar_AE"/>
-        </w:rPr>
-      </w:r>
-      <w:r>
-        <w:rPr>
+          <w:rtl/>
+          <w:cs/>
+          <w:lang w:val="ar_AE" w:bidi="ar_AE"/>
+        </w:rPr>
+      </w:r>
+      <w:r>
+        <w:rPr>
+          <w:rtl/>
+          <w:cs/>
           <w:lang w:val="ar_AE" w:bidi="ar_AE"/>
         </w:rPr>
         <w:t>عند الإشارة إلى شيطان كروح نجس، يمكن ترجمته بـ "شرير" أو "دنس".</w:t>
@@ -581,11 +703,15 @@
       </w:pPr>
       <w:r>
         <w:rPr>
-          <w:lang w:val="ar_AE" w:bidi="ar_AE"/>
-        </w:rPr>
-      </w:r>
-      <w:r>
-        <w:rPr>
+          <w:rtl/>
+          <w:cs/>
+          <w:lang w:val="ar_AE" w:bidi="ar_AE"/>
+        </w:rPr>
+      </w:r>
+      <w:r>
+        <w:rPr>
+          <w:rtl/>
+          <w:cs/>
           <w:lang w:val="ar_AE" w:bidi="ar_AE"/>
         </w:rPr>
         <w:t>يجب أن تسمح الترجمة المُستخدمة لهذا المصطلح بالتعبير عن النجاسة الروحية، كما يجب أن تكون الكلمة المُستخدمة قادرة على الإشارة إلى أي شيء أعلنه الله غير مناسب للّمس أو الأكل أو لتقديم الذبائح.</w:t>
@@ -597,59 +723,79 @@
       </w:pPr>
       <w:r>
         <w:rPr>
-          <w:lang w:val="ar_AE" w:bidi="ar_AE"/>
-        </w:rPr>
-      </w:r>
-      <w:r>
-        <w:rPr>
+          <w:rtl/>
+          <w:cs/>
+          <w:lang w:val="ar_AE" w:bidi="ar_AE"/>
+        </w:rPr>
+      </w:r>
+      <w:r>
+        <w:rPr>
+          <w:rtl/>
+          <w:cs/>
           <w:lang w:val="ar_AE" w:bidi="ar_AE"/>
         </w:rPr>
         <w:t xml:space="preserve">(انظر أيضًا: </w:t>
       </w:r>
       <w:r>
         <w:rPr>
+          <w:rtl/>
+          <w:cs/>
           <w:lang w:val="ar_AE" w:bidi="ar_AE"/>
         </w:rPr>
         <w:t>دنس</w:t>
       </w:r>
       <w:r>
         <w:rPr>
+          <w:rtl/>
+          <w:cs/>
           <w:lang w:val="ar_AE" w:bidi="ar_AE"/>
         </w:rPr>
         <w:t xml:space="preserve">, </w:t>
       </w:r>
       <w:r>
         <w:rPr>
+          <w:rtl/>
+          <w:cs/>
           <w:lang w:val="ar_AE" w:bidi="ar_AE"/>
         </w:rPr>
         <w:t>شيطان</w:t>
       </w:r>
       <w:r>
         <w:rPr>
+          <w:rtl/>
+          <w:cs/>
           <w:lang w:val="ar_AE" w:bidi="ar_AE"/>
         </w:rPr>
         <w:t xml:space="preserve">, </w:t>
       </w:r>
       <w:r>
         <w:rPr>
+          <w:rtl/>
+          <w:cs/>
           <w:lang w:val="ar_AE" w:bidi="ar_AE"/>
         </w:rPr>
         <w:t>مقدس</w:t>
       </w:r>
       <w:r>
         <w:rPr>
+          <w:rtl/>
+          <w:cs/>
           <w:lang w:val="ar_AE" w:bidi="ar_AE"/>
         </w:rPr>
         <w:t xml:space="preserve">, </w:t>
       </w:r>
       <w:r>
         <w:rPr>
+          <w:rtl/>
+          <w:cs/>
           <w:lang w:val="ar_AE" w:bidi="ar_AE"/>
         </w:rPr>
         <w:t>ذبيحة</w:t>
       </w:r>
       <w:r>
         <w:rPr>
+          <w:rtl/>
+          <w:cs/>
           <w:lang w:val="ar_AE" w:bidi="ar_AE"/>
         </w:rPr>
         <w:t>)</w:t>
@@ -662,6 +808,8 @@
       </w:pPr>
       <w:r>
         <w:rPr>
+          <w:rtl/>
+          <w:cs/>
           <w:lang w:val="ar_AE" w:bidi="ar_AE"/>
         </w:rPr>
         <w:t>مراجع الكتاب المقدس:</w:t>
@@ -676,12 +824,16 @@
       </w:pPr>
       <w:r>
         <w:rPr>
+          <w:rtl/>
+          <w:cs/>
           <w:lang w:val="ar_AE" w:bidi="ar_AE"/>
         </w:rPr>
       </w:r>
       <w:hyperlink r:id="rId13">
         <w:r>
           <w:rPr>
+            <w:rtl/>
+            <w:cs/>
             <w:lang w:val="ar_AE" w:bidi="ar_AE"/>
           </w:rPr>
           <w:rPr>
@@ -701,12 +853,16 @@
       </w:pPr>
       <w:r>
         <w:rPr>
+          <w:rtl/>
+          <w:cs/>
           <w:lang w:val="ar_AE" w:bidi="ar_AE"/>
         </w:rPr>
       </w:r>
       <w:hyperlink r:id="rId14">
         <w:r>
           <w:rPr>
+            <w:rtl/>
+            <w:cs/>
             <w:lang w:val="ar_AE" w:bidi="ar_AE"/>
           </w:rPr>
           <w:rPr>
@@ -726,12 +882,16 @@
       </w:pPr>
       <w:r>
         <w:rPr>
+          <w:rtl/>
+          <w:cs/>
           <w:lang w:val="ar_AE" w:bidi="ar_AE"/>
         </w:rPr>
       </w:r>
       <w:hyperlink r:id="rId15">
         <w:r>
           <w:rPr>
+            <w:rtl/>
+            <w:cs/>
             <w:lang w:val="ar_AE" w:bidi="ar_AE"/>
           </w:rPr>
           <w:rPr>
@@ -751,12 +911,16 @@
       </w:pPr>
       <w:r>
         <w:rPr>
+          <w:rtl/>
+          <w:cs/>
           <w:lang w:val="ar_AE" w:bidi="ar_AE"/>
         </w:rPr>
       </w:r>
       <w:hyperlink r:id="rId16">
         <w:r>
           <w:rPr>
+            <w:rtl/>
+            <w:cs/>
             <w:lang w:val="ar_AE" w:bidi="ar_AE"/>
           </w:rPr>
           <w:rPr>
@@ -776,12 +940,16 @@
       </w:pPr>
       <w:r>
         <w:rPr>
+          <w:rtl/>
+          <w:cs/>
           <w:lang w:val="ar_AE" w:bidi="ar_AE"/>
         </w:rPr>
       </w:r>
       <w:hyperlink r:id="rId17">
         <w:r>
           <w:rPr>
+            <w:rtl/>
+            <w:cs/>
             <w:lang w:val="ar_AE" w:bidi="ar_AE"/>
           </w:rPr>
           <w:rPr>
@@ -801,12 +969,16 @@
       </w:pPr>
       <w:r>
         <w:rPr>
+          <w:rtl/>
+          <w:cs/>
           <w:lang w:val="ar_AE" w:bidi="ar_AE"/>
         </w:rPr>
       </w:r>
       <w:hyperlink r:id="rId18">
         <w:r>
           <w:rPr>
+            <w:rtl/>
+            <w:cs/>
             <w:lang w:val="ar_AE" w:bidi="ar_AE"/>
           </w:rPr>
           <w:rPr>
@@ -826,12 +998,16 @@
       </w:pPr>
       <w:r>
         <w:rPr>
+          <w:rtl/>
+          <w:cs/>
           <w:lang w:val="ar_AE" w:bidi="ar_AE"/>
         </w:rPr>
       </w:r>
       <w:hyperlink r:id="rId19">
         <w:r>
           <w:rPr>
+            <w:rtl/>
+            <w:cs/>
             <w:lang w:val="ar_AE" w:bidi="ar_AE"/>
           </w:rPr>
           <w:rPr>
@@ -851,12 +1027,16 @@
       </w:pPr>
       <w:r>
         <w:rPr>
+          <w:rtl/>
+          <w:cs/>
           <w:lang w:val="ar_AE" w:bidi="ar_AE"/>
         </w:rPr>
       </w:r>
       <w:hyperlink r:id="rId20">
         <w:r>
           <w:rPr>
+            <w:rtl/>
+            <w:cs/>
             <w:lang w:val="ar_AE" w:bidi="ar_AE"/>
           </w:rPr>
           <w:rPr>
@@ -876,12 +1056,16 @@
       </w:pPr>
       <w:r>
         <w:rPr>
+          <w:rtl/>
+          <w:cs/>
           <w:lang w:val="ar_AE" w:bidi="ar_AE"/>
         </w:rPr>
       </w:r>
       <w:hyperlink r:id="rId21">
         <w:r>
           <w:rPr>
+            <w:rtl/>
+            <w:cs/>
             <w:lang w:val="ar_AE" w:bidi="ar_AE"/>
           </w:rPr>
           <w:rPr>
@@ -901,12 +1085,16 @@
       </w:pPr>
       <w:r>
         <w:rPr>
+          <w:rtl/>
+          <w:cs/>
           <w:lang w:val="ar_AE" w:bidi="ar_AE"/>
         </w:rPr>
       </w:r>
       <w:hyperlink r:id="rId22">
         <w:r>
           <w:rPr>
+            <w:rtl/>
+            <w:cs/>
             <w:lang w:val="ar_AE" w:bidi="ar_AE"/>
           </w:rPr>
           <w:rPr>
@@ -926,12 +1114,16 @@
       </w:pPr>
       <w:r>
         <w:rPr>
+          <w:rtl/>
+          <w:cs/>
           <w:lang w:val="ar_AE" w:bidi="ar_AE"/>
         </w:rPr>
       </w:r>
       <w:hyperlink r:id="rId23">
         <w:r>
           <w:rPr>
+            <w:rtl/>
+            <w:cs/>
             <w:lang w:val="ar_AE" w:bidi="ar_AE"/>
           </w:rPr>
           <w:rPr>
@@ -951,12 +1143,16 @@
       </w:pPr>
       <w:r>
         <w:rPr>
+          <w:rtl/>
+          <w:cs/>
           <w:lang w:val="ar_AE" w:bidi="ar_AE"/>
         </w:rPr>
       </w:r>
       <w:hyperlink r:id="rId24">
         <w:r>
           <w:rPr>
+            <w:rtl/>
+            <w:cs/>
             <w:lang w:val="ar_AE" w:bidi="ar_AE"/>
           </w:rPr>
           <w:rPr>
@@ -976,12 +1172,16 @@
       </w:pPr>
       <w:r>
         <w:rPr>
+          <w:rtl/>
+          <w:cs/>
           <w:lang w:val="ar_AE" w:bidi="ar_AE"/>
         </w:rPr>
       </w:r>
       <w:hyperlink r:id="rId25">
         <w:r>
           <w:rPr>
+            <w:rtl/>
+            <w:cs/>
             <w:lang w:val="ar_AE" w:bidi="ar_AE"/>
           </w:rPr>
           <w:rPr>
@@ -999,6 +1199,8 @@
       </w:pPr>
       <w:r>
         <w:rPr>
+          <w:rtl/>
+          <w:cs/>
           <w:lang w:val="ar_AE" w:bidi="ar_AE"/>
         </w:rPr>
         <w:t>بيانات الكلمة:</w:t>
@@ -1013,32 +1215,42 @@
       </w:pPr>
       <w:r>
         <w:rPr>
-          <w:lang w:val="ar_AE" w:bidi="ar_AE"/>
-        </w:rPr>
-      </w:r>
-      <w:r>
-        <w:rPr>
+          <w:rtl/>
+          <w:cs/>
+          <w:lang w:val="ar_AE" w:bidi="ar_AE"/>
+        </w:rPr>
+      </w:r>
+      <w:r>
+        <w:rPr>
+          <w:rtl/>
+          <w:cs/>
           <w:lang w:val="ar_AE" w:bidi="ar_AE"/>
         </w:rPr>
         <w:t>سترونغ: H1249, H1252, H1305, H2134, H2135, H2141, H2398, H2548, H2834, H2889, H2890, H2891, H2893, H2930, H2931, H2932, H3001, H3722, H5079, H5352, H5355, H5356, H6172, H6565, H6663, H6945, H7137, H8552, H8562, G01670, G01690, G25110, G25120, G25130, G28390, G28400, G33940, G36890</w:t>
       </w:r>
       <w:r>
         <w:rPr>
-          <w:lang w:val="ar_AE" w:bidi="ar_AE"/>
-        </w:rPr>
-      </w:r>
-      <w:r>
-        <w:rPr>
-          <w:lang w:val="ar_AE" w:bidi="ar_AE"/>
-        </w:rPr>
-      </w:r>
-    </w:p>
-    <w:p>
-      <w:pPr>
-        <w:bidi/>
-      </w:pPr>
-      <w:r>
-        <w:rPr>
+          <w:rtl/>
+          <w:cs/>
+          <w:lang w:val="ar_AE" w:bidi="ar_AE"/>
+        </w:rPr>
+      </w:r>
+      <w:r>
+        <w:rPr>
+          <w:rtl/>
+          <w:cs/>
+          <w:lang w:val="ar_AE" w:bidi="ar_AE"/>
+        </w:rPr>
+      </w:r>
+    </w:p>
+    <w:p>
+      <w:pPr>
+        <w:bidi/>
+      </w:pPr>
+      <w:r>
+        <w:rPr>
+          <w:rtl/>
+          <w:cs/>
           <w:lang w:val="ar_AE" w:bidi="ar_AE"/>
         </w:rPr>
       </w:r>
@@ -1050,12 +1262,16 @@
       </w:pPr>
       <w:r>
         <w:rPr>
+          <w:rtl/>
+          <w:cs/>
           <w:lang w:val="ar_AE" w:bidi="ar_AE"/>
         </w:rPr>
         <w:t>طَرسوس</w:t>
       </w:r>
       <w:r>
         <w:rPr>
+          <w:rtl/>
+          <w:cs/>
           <w:lang w:val="ar_AE" w:bidi="ar_AE"/>
         </w:rPr>
       </w:r>
@@ -1067,6 +1283,8 @@
       </w:pPr>
       <w:r>
         <w:rPr>
+          <w:rtl/>
+          <w:cs/>
           <w:lang w:val="ar_AE" w:bidi="ar_AE"/>
         </w:rPr>
         <w:t>حقائق:</w:t>
@@ -1078,11 +1296,15 @@
       </w:pPr>
       <w:r>
         <w:rPr>
-          <w:lang w:val="ar_AE" w:bidi="ar_AE"/>
-        </w:rPr>
-      </w:r>
-      <w:r>
-        <w:rPr>
+          <w:rtl/>
+          <w:cs/>
+          <w:lang w:val="ar_AE" w:bidi="ar_AE"/>
+        </w:rPr>
+      </w:r>
+      <w:r>
+        <w:rPr>
+          <w:rtl/>
+          <w:cs/>
           <w:lang w:val="ar_AE" w:bidi="ar_AE"/>
         </w:rPr>
         <w:t>كانت طَرسوس مدينة مزدهرة في مقاطعة كيليكيا الرومانية الواقعة في ما يعرف الآن بجنوب وسط تركيا.</w:t>
@@ -1097,11 +1319,15 @@
       </w:pPr>
       <w:r>
         <w:rPr>
-          <w:lang w:val="ar_AE" w:bidi="ar_AE"/>
-        </w:rPr>
-      </w:r>
-      <w:r>
-        <w:rPr>
+          <w:rtl/>
+          <w:cs/>
+          <w:lang w:val="ar_AE" w:bidi="ar_AE"/>
+        </w:rPr>
+      </w:r>
+      <w:r>
+        <w:rPr>
+          <w:rtl/>
+          <w:cs/>
           <w:lang w:val="ar_AE" w:bidi="ar_AE"/>
         </w:rPr>
         <w:t>كانت طَرسوس تقع على طول نهر رئيسي وبالقرب من البحر الأبيض المتوسط، لذلك كانت جزءًا من طريق تجاري مهم.</w:t>
@@ -1116,11 +1342,15 @@
       </w:pPr>
       <w:r>
         <w:rPr>
-          <w:lang w:val="ar_AE" w:bidi="ar_AE"/>
-        </w:rPr>
-      </w:r>
-      <w:r>
-        <w:rPr>
+          <w:rtl/>
+          <w:cs/>
+          <w:lang w:val="ar_AE" w:bidi="ar_AE"/>
+        </w:rPr>
+      </w:r>
+      <w:r>
+        <w:rPr>
+          <w:rtl/>
+          <w:cs/>
           <w:lang w:val="ar_AE" w:bidi="ar_AE"/>
         </w:rPr>
         <w:t>في وقت من الأوقات كانت عاصمة كيليكيا.</w:t>
@@ -1135,11 +1365,15 @@
       </w:pPr>
       <w:r>
         <w:rPr>
-          <w:lang w:val="ar_AE" w:bidi="ar_AE"/>
-        </w:rPr>
-      </w:r>
-      <w:r>
-        <w:rPr>
+          <w:rtl/>
+          <w:cs/>
+          <w:lang w:val="ar_AE" w:bidi="ar_AE"/>
+        </w:rPr>
+      </w:r>
+      <w:r>
+        <w:rPr>
+          <w:rtl/>
+          <w:cs/>
           <w:lang w:val="ar_AE" w:bidi="ar_AE"/>
         </w:rPr>
         <w:t>في العهد الجديد، اشتهرت طَرسوس بأنها مسقط رأس بولس الرسول.</w:t>
@@ -1151,11 +1385,15 @@
       </w:pPr>
       <w:r>
         <w:rPr>
-          <w:lang w:val="ar_AE" w:bidi="ar_AE"/>
-        </w:rPr>
-      </w:r>
-      <w:r>
-        <w:rPr>
+          <w:rtl/>
+          <w:cs/>
+          <w:lang w:val="ar_AE" w:bidi="ar_AE"/>
+        </w:rPr>
+      </w:r>
+      <w:r>
+        <w:rPr>
+          <w:rtl/>
+          <w:cs/>
           <w:lang w:val="ar_AE" w:bidi="ar_AE"/>
         </w:rPr>
         <w:t>(اقتراحات الترجمة: كيفية ترجمة الأسماء)</w:t>
@@ -1167,59 +1405,79 @@
       </w:pPr>
       <w:r>
         <w:rPr>
-          <w:lang w:val="ar_AE" w:bidi="ar_AE"/>
-        </w:rPr>
-      </w:r>
-      <w:r>
-        <w:rPr>
+          <w:rtl/>
+          <w:cs/>
+          <w:lang w:val="ar_AE" w:bidi="ar_AE"/>
+        </w:rPr>
+      </w:r>
+      <w:r>
+        <w:rPr>
+          <w:rtl/>
+          <w:cs/>
           <w:lang w:val="ar_AE" w:bidi="ar_AE"/>
         </w:rPr>
         <w:t xml:space="preserve">(انظر أيضًا: </w:t>
       </w:r>
       <w:r>
         <w:rPr>
+          <w:rtl/>
+          <w:cs/>
           <w:lang w:val="ar_AE" w:bidi="ar_AE"/>
         </w:rPr>
         <w:t>كيليكيا</w:t>
       </w:r>
       <w:r>
         <w:rPr>
+          <w:rtl/>
+          <w:cs/>
           <w:lang w:val="ar_AE" w:bidi="ar_AE"/>
         </w:rPr>
         <w:t xml:space="preserve">، </w:t>
       </w:r>
       <w:r>
         <w:rPr>
+          <w:rtl/>
+          <w:cs/>
           <w:lang w:val="ar_AE" w:bidi="ar_AE"/>
         </w:rPr>
         <w:t>بولس</w:t>
       </w:r>
       <w:r>
         <w:rPr>
+          <w:rtl/>
+          <w:cs/>
           <w:lang w:val="ar_AE" w:bidi="ar_AE"/>
         </w:rPr>
         <w:t xml:space="preserve">، </w:t>
       </w:r>
       <w:r>
         <w:rPr>
+          <w:rtl/>
+          <w:cs/>
           <w:lang w:val="ar_AE" w:bidi="ar_AE"/>
         </w:rPr>
         <w:t>المقاطعة</w:t>
       </w:r>
       <w:r>
         <w:rPr>
+          <w:rtl/>
+          <w:cs/>
           <w:lang w:val="ar_AE" w:bidi="ar_AE"/>
         </w:rPr>
         <w:t xml:space="preserve">، </w:t>
       </w:r>
       <w:r>
         <w:rPr>
+          <w:rtl/>
+          <w:cs/>
           <w:lang w:val="ar_AE" w:bidi="ar_AE"/>
         </w:rPr>
         <w:t>البحر</w:t>
       </w:r>
       <w:r>
         <w:rPr>
+          <w:rtl/>
+          <w:cs/>
           <w:lang w:val="ar_AE" w:bidi="ar_AE"/>
         </w:rPr>
         <w:t>)</w:t>
@@ -1232,6 +1490,8 @@
       </w:pPr>
       <w:r>
         <w:rPr>
+          <w:rtl/>
+          <w:cs/>
           <w:lang w:val="ar_AE" w:bidi="ar_AE"/>
         </w:rPr>
         <w:t>مراجع الكتاب المقدس:</w:t>
@@ -1246,12 +1506,16 @@
       </w:pPr>
       <w:r>
         <w:rPr>
+          <w:rtl/>
+          <w:cs/>
           <w:lang w:val="ar_AE" w:bidi="ar_AE"/>
         </w:rPr>
       </w:r>
       <w:hyperlink r:id="rId26">
         <w:r>
           <w:rPr>
+            <w:rtl/>
+            <w:cs/>
             <w:lang w:val="ar_AE" w:bidi="ar_AE"/>
           </w:rPr>
           <w:rPr>
@@ -1271,12 +1535,16 @@
       </w:pPr>
       <w:r>
         <w:rPr>
+          <w:rtl/>
+          <w:cs/>
           <w:lang w:val="ar_AE" w:bidi="ar_AE"/>
         </w:rPr>
       </w:r>
       <w:hyperlink r:id="rId27">
         <w:r>
           <w:rPr>
+            <w:rtl/>
+            <w:cs/>
             <w:lang w:val="ar_AE" w:bidi="ar_AE"/>
           </w:rPr>
           <w:rPr>
@@ -1296,12 +1564,16 @@
       </w:pPr>
       <w:r>
         <w:rPr>
+          <w:rtl/>
+          <w:cs/>
           <w:lang w:val="ar_AE" w:bidi="ar_AE"/>
         </w:rPr>
       </w:r>
       <w:hyperlink r:id="rId28">
         <w:r>
           <w:rPr>
+            <w:rtl/>
+            <w:cs/>
             <w:lang w:val="ar_AE" w:bidi="ar_AE"/>
           </w:rPr>
           <w:rPr>
@@ -1319,6 +1591,8 @@
       </w:pPr>
       <w:r>
         <w:rPr>
+          <w:rtl/>
+          <w:cs/>
           <w:lang w:val="ar_AE" w:bidi="ar_AE"/>
         </w:rPr>
         <w:t>بيانات الكلمة:</w:t>
@@ -1333,32 +1607,42 @@
       </w:pPr>
       <w:r>
         <w:rPr>
-          <w:lang w:val="ar_AE" w:bidi="ar_AE"/>
-        </w:rPr>
-      </w:r>
-      <w:r>
-        <w:rPr>
+          <w:rtl/>
+          <w:cs/>
+          <w:lang w:val="ar_AE" w:bidi="ar_AE"/>
+        </w:rPr>
+      </w:r>
+      <w:r>
+        <w:rPr>
+          <w:rtl/>
+          <w:cs/>
           <w:lang w:val="ar_AE" w:bidi="ar_AE"/>
         </w:rPr>
         <w:t>سترونج: G50180، G50190</w:t>
       </w:r>
       <w:r>
         <w:rPr>
-          <w:lang w:val="ar_AE" w:bidi="ar_AE"/>
-        </w:rPr>
-      </w:r>
-      <w:r>
-        <w:rPr>
-          <w:lang w:val="ar_AE" w:bidi="ar_AE"/>
-        </w:rPr>
-      </w:r>
-    </w:p>
-    <w:p>
-      <w:pPr>
-        <w:bidi/>
-      </w:pPr>
-      <w:r>
-        <w:rPr>
+          <w:rtl/>
+          <w:cs/>
+          <w:lang w:val="ar_AE" w:bidi="ar_AE"/>
+        </w:rPr>
+      </w:r>
+      <w:r>
+        <w:rPr>
+          <w:rtl/>
+          <w:cs/>
+          <w:lang w:val="ar_AE" w:bidi="ar_AE"/>
+        </w:rPr>
+      </w:r>
+    </w:p>
+    <w:p>
+      <w:pPr>
+        <w:bidi/>
+      </w:pPr>
+      <w:r>
+        <w:rPr>
+          <w:rtl/>
+          <w:cs/>
           <w:lang w:val="ar_AE" w:bidi="ar_AE"/>
         </w:rPr>
       </w:r>
@@ -1370,12 +1654,16 @@
       </w:pPr>
       <w:r>
         <w:rPr>
+          <w:rtl/>
+          <w:cs/>
           <w:lang w:val="ar_AE" w:bidi="ar_AE"/>
         </w:rPr>
         <w:t>طوفان</w:t>
       </w:r>
       <w:r>
         <w:rPr>
+          <w:rtl/>
+          <w:cs/>
           <w:lang w:val="ar_AE" w:bidi="ar_AE"/>
         </w:rPr>
       </w:r>
@@ -1387,6 +1675,8 @@
       </w:pPr>
       <w:r>
         <w:rPr>
+          <w:rtl/>
+          <w:cs/>
           <w:lang w:val="ar_AE" w:bidi="ar_AE"/>
         </w:rPr>
         <w:t>التعريف:</w:t>
@@ -1398,11 +1688,15 @@
       </w:pPr>
       <w:r>
         <w:rPr>
-          <w:lang w:val="ar_AE" w:bidi="ar_AE"/>
-        </w:rPr>
-      </w:r>
-      <w:r>
-        <w:rPr>
+          <w:rtl/>
+          <w:cs/>
+          <w:lang w:val="ar_AE" w:bidi="ar_AE"/>
+        </w:rPr>
+      </w:r>
+      <w:r>
+        <w:rPr>
+          <w:rtl/>
+          <w:cs/>
           <w:lang w:val="ar_AE" w:bidi="ar_AE"/>
         </w:rPr>
         <w:t>إن مصطلح "طوفان" يشير حرفيًا إلى كمية ضخمة من الماء تغطي الأرض بالكامل.</w:t>
@@ -1417,11 +1711,15 @@
       </w:pPr>
       <w:r>
         <w:rPr>
-          <w:lang w:val="ar_AE" w:bidi="ar_AE"/>
-        </w:rPr>
-      </w:r>
-      <w:r>
-        <w:rPr>
+          <w:rtl/>
+          <w:cs/>
+          <w:lang w:val="ar_AE" w:bidi="ar_AE"/>
+        </w:rPr>
+      </w:r>
+      <w:r>
+        <w:rPr>
+          <w:rtl/>
+          <w:cs/>
           <w:lang w:val="ar_AE" w:bidi="ar_AE"/>
         </w:rPr>
         <w:t>يُستخدم هذا المصطلح أيضًا بشكل مجازي للإشارة إلى كمية هائلة من شيء ما، خاصةً شيء يحدث فجأة.</w:t>
@@ -1436,11 +1734,15 @@
       </w:pPr>
       <w:r>
         <w:rPr>
-          <w:lang w:val="ar_AE" w:bidi="ar_AE"/>
-        </w:rPr>
-      </w:r>
-      <w:r>
-        <w:rPr>
+          <w:rtl/>
+          <w:cs/>
+          <w:lang w:val="ar_AE" w:bidi="ar_AE"/>
+        </w:rPr>
+      </w:r>
+      <w:r>
+        <w:rPr>
+          <w:rtl/>
+          <w:cs/>
           <w:lang w:val="ar_AE" w:bidi="ar_AE"/>
         </w:rPr>
         <w:t>في زمن نوح، كثُرَ شر الإنسان لدرجة أن الله جلب على العالم طوفانًا لكي يغطي كل وجه الأرض، حتى الجبال الشامخة. ولقد هلك كل من لم يكن في الفلك مع نوح. وعادةً ما يغطي أي طوفان "فيضان" آخر منطقة أرضية أصغر بكثير.</w:t>
@@ -1455,11 +1757,15 @@
       </w:pPr>
       <w:r>
         <w:rPr>
-          <w:lang w:val="ar_AE" w:bidi="ar_AE"/>
-        </w:rPr>
-      </w:r>
-      <w:r>
-        <w:rPr>
+          <w:rtl/>
+          <w:cs/>
+          <w:lang w:val="ar_AE" w:bidi="ar_AE"/>
+        </w:rPr>
+      </w:r>
+      <w:r>
+        <w:rPr>
+          <w:rtl/>
+          <w:cs/>
           <w:lang w:val="ar_AE" w:bidi="ar_AE"/>
         </w:rPr>
         <w:t>يمكن أن يأتي هذا المصطلح كذلك باعتباره "فِعْلًا"، كما في "غُمِرَت الأرض بمياه النهر".</w:t>
@@ -1472,6 +1778,8 @@
       </w:pPr>
       <w:r>
         <w:rPr>
+          <w:rtl/>
+          <w:cs/>
           <w:lang w:val="ar_AE" w:bidi="ar_AE"/>
         </w:rPr>
         <w:t>اقتراحات الترجمة:</w:t>
@@ -1486,11 +1794,15 @@
       </w:pPr>
       <w:r>
         <w:rPr>
-          <w:lang w:val="ar_AE" w:bidi="ar_AE"/>
-        </w:rPr>
-      </w:r>
-      <w:r>
-        <w:rPr>
+          <w:rtl/>
+          <w:cs/>
+          <w:lang w:val="ar_AE" w:bidi="ar_AE"/>
+        </w:rPr>
+      </w:r>
+      <w:r>
+        <w:rPr>
+          <w:rtl/>
+          <w:cs/>
           <w:lang w:val="ar_AE" w:bidi="ar_AE"/>
         </w:rPr>
         <w:t>إن طرق ترجمة المعنى الحرفي لكلمة "طوفان" يمكن أن تشمل "تدفق الماء" أو "كميات كبيرة من الماء".</w:t>
@@ -1505,11 +1817,15 @@
       </w:pPr>
       <w:r>
         <w:rPr>
-          <w:lang w:val="ar_AE" w:bidi="ar_AE"/>
-        </w:rPr>
-      </w:r>
-      <w:r>
-        <w:rPr>
+          <w:rtl/>
+          <w:cs/>
+          <w:lang w:val="ar_AE" w:bidi="ar_AE"/>
+        </w:rPr>
+      </w:r>
+      <w:r>
+        <w:rPr>
+          <w:rtl/>
+          <w:cs/>
           <w:lang w:val="ar_AE" w:bidi="ar_AE"/>
         </w:rPr>
         <w:t>عند وجود مقارنة مجازية باستخدام تعبير "مثل الطوفان (أو الغمر)" يمكن أن تحتفظ بالمصطلح الحرفي، أو يمكن استخدام مصطلح بديل يشير إلى شيء له جانب تدفُّقي، مثل النهر.</w:t>
@@ -1524,11 +1840,15 @@
       </w:pPr>
       <w:r>
         <w:rPr>
-          <w:lang w:val="ar_AE" w:bidi="ar_AE"/>
-        </w:rPr>
-      </w:r>
-      <w:r>
-        <w:rPr>
+          <w:rtl/>
+          <w:cs/>
+          <w:lang w:val="ar_AE" w:bidi="ar_AE"/>
+        </w:rPr>
+      </w:r>
+      <w:r>
+        <w:rPr>
+          <w:rtl/>
+          <w:cs/>
           <w:lang w:val="ar_AE" w:bidi="ar_AE"/>
         </w:rPr>
         <w:t>أما بالنسبة للتعبير "مثل فيضان (غمر أو طوفان) الماء" حيث يتم ذكر كلمة الماء بالفعل، يمكن ترجمة كلمة "طوفان" إلي "كمية هائلة" أو "سيل".</w:t>
@@ -1543,11 +1863,15 @@
       </w:pPr>
       <w:r>
         <w:rPr>
-          <w:lang w:val="ar_AE" w:bidi="ar_AE"/>
-        </w:rPr>
-      </w:r>
-      <w:r>
-        <w:rPr>
+          <w:rtl/>
+          <w:cs/>
+          <w:lang w:val="ar_AE" w:bidi="ar_AE"/>
+        </w:rPr>
+      </w:r>
+      <w:r>
+        <w:rPr>
+          <w:rtl/>
+          <w:cs/>
           <w:lang w:val="ar_AE" w:bidi="ar_AE"/>
         </w:rPr>
         <w:t>يمكن استخدام هذا المصطلح كاستعارة، كما في "لا تدع الطوفان يجرفني"، والذي يعني "لا تدع هذه الكوارث الهائلة تحدث لي" أو "لا تدعني أهلك بالكوارث" أو "لا تدع غضبك يدمرني". (انظر: الاستعارة)</w:t>
@@ -1562,11 +1886,15 @@
       </w:pPr>
       <w:r>
         <w:rPr>
-          <w:lang w:val="ar_AE" w:bidi="ar_AE"/>
-        </w:rPr>
-      </w:r>
-      <w:r>
-        <w:rPr>
+          <w:rtl/>
+          <w:cs/>
+          <w:lang w:val="ar_AE" w:bidi="ar_AE"/>
+        </w:rPr>
+      </w:r>
+      <w:r>
+        <w:rPr>
+          <w:rtl/>
+          <w:cs/>
           <w:lang w:val="ar_AE" w:bidi="ar_AE"/>
         </w:rPr>
         <w:t>يمكن ترجمة التعبير المجازي "أغمر سريري بالدموع" من خلال تعبير مثل "دموعي تغطي سريري بالماء مثل فيضان".</w:t>
@@ -1578,35 +1906,47 @@
       </w:pPr>
       <w:r>
         <w:rPr>
-          <w:lang w:val="ar_AE" w:bidi="ar_AE"/>
-        </w:rPr>
-      </w:r>
-      <w:r>
-        <w:rPr>
+          <w:rtl/>
+          <w:cs/>
+          <w:lang w:val="ar_AE" w:bidi="ar_AE"/>
+        </w:rPr>
+      </w:r>
+      <w:r>
+        <w:rPr>
+          <w:rtl/>
+          <w:cs/>
           <w:lang w:val="ar_AE" w:bidi="ar_AE"/>
         </w:rPr>
         <w:t xml:space="preserve">(انظر أيضًا: </w:t>
       </w:r>
       <w:r>
         <w:rPr>
+          <w:rtl/>
+          <w:cs/>
           <w:lang w:val="ar_AE" w:bidi="ar_AE"/>
         </w:rPr>
         <w:t>الفلك</w:t>
       </w:r>
       <w:r>
         <w:rPr>
+          <w:rtl/>
+          <w:cs/>
           <w:lang w:val="ar_AE" w:bidi="ar_AE"/>
         </w:rPr>
         <w:t xml:space="preserve">, </w:t>
       </w:r>
       <w:r>
         <w:rPr>
+          <w:rtl/>
+          <w:cs/>
           <w:lang w:val="ar_AE" w:bidi="ar_AE"/>
         </w:rPr>
         <w:t>نوح</w:t>
       </w:r>
       <w:r>
         <w:rPr>
+          <w:rtl/>
+          <w:cs/>
           <w:lang w:val="ar_AE" w:bidi="ar_AE"/>
         </w:rPr>
         <w:t>)</w:t>
@@ -1619,6 +1959,8 @@
       </w:pPr>
       <w:r>
         <w:rPr>
+          <w:rtl/>
+          <w:cs/>
           <w:lang w:val="ar_AE" w:bidi="ar_AE"/>
         </w:rPr>
         <w:t>مراجع الكتاب المقدس:</w:t>
@@ -1633,12 +1975,16 @@
       </w:pPr>
       <w:r>
         <w:rPr>
+          <w:rtl/>
+          <w:cs/>
           <w:lang w:val="ar_AE" w:bidi="ar_AE"/>
         </w:rPr>
       </w:r>
       <w:hyperlink r:id="rId29">
         <w:r>
           <w:rPr>
+            <w:rtl/>
+            <w:cs/>
             <w:lang w:val="ar_AE" w:bidi="ar_AE"/>
           </w:rPr>
           <w:rPr>
@@ -1658,12 +2004,16 @@
       </w:pPr>
       <w:r>
         <w:rPr>
+          <w:rtl/>
+          <w:cs/>
           <w:lang w:val="ar_AE" w:bidi="ar_AE"/>
         </w:rPr>
       </w:r>
       <w:hyperlink r:id="rId30">
         <w:r>
           <w:rPr>
+            <w:rtl/>
+            <w:cs/>
             <w:lang w:val="ar_AE" w:bidi="ar_AE"/>
           </w:rPr>
           <w:rPr>
@@ -1683,12 +2033,16 @@
       </w:pPr>
       <w:r>
         <w:rPr>
+          <w:rtl/>
+          <w:cs/>
           <w:lang w:val="ar_AE" w:bidi="ar_AE"/>
         </w:rPr>
       </w:r>
       <w:hyperlink r:id="rId31">
         <w:r>
           <w:rPr>
+            <w:rtl/>
+            <w:cs/>
             <w:lang w:val="ar_AE" w:bidi="ar_AE"/>
           </w:rPr>
           <w:rPr>
@@ -1708,12 +2062,16 @@
       </w:pPr>
       <w:r>
         <w:rPr>
+          <w:rtl/>
+          <w:cs/>
           <w:lang w:val="ar_AE" w:bidi="ar_AE"/>
         </w:rPr>
       </w:r>
       <w:hyperlink r:id="rId32">
         <w:r>
           <w:rPr>
+            <w:rtl/>
+            <w:cs/>
             <w:lang w:val="ar_AE" w:bidi="ar_AE"/>
           </w:rPr>
           <w:rPr>
@@ -1733,12 +2091,16 @@
       </w:pPr>
       <w:r>
         <w:rPr>
+          <w:rtl/>
+          <w:cs/>
           <w:lang w:val="ar_AE" w:bidi="ar_AE"/>
         </w:rPr>
       </w:r>
       <w:hyperlink r:id="rId33">
         <w:r>
           <w:rPr>
+            <w:rtl/>
+            <w:cs/>
             <w:lang w:val="ar_AE" w:bidi="ar_AE"/>
           </w:rPr>
           <w:rPr>
@@ -1758,12 +2120,16 @@
       </w:pPr>
       <w:r>
         <w:rPr>
+          <w:rtl/>
+          <w:cs/>
           <w:lang w:val="ar_AE" w:bidi="ar_AE"/>
         </w:rPr>
       </w:r>
       <w:hyperlink r:id="rId34">
         <w:r>
           <w:rPr>
+            <w:rtl/>
+            <w:cs/>
             <w:lang w:val="ar_AE" w:bidi="ar_AE"/>
           </w:rPr>
           <w:rPr>
@@ -1781,6 +2147,8 @@
       </w:pPr>
       <w:r>
         <w:rPr>
+          <w:rtl/>
+          <w:cs/>
           <w:lang w:val="ar_AE" w:bidi="ar_AE"/>
         </w:rPr>
         <w:t>بيانات الكلمة:</w:t>
@@ -1795,22 +2163,30 @@
       </w:pPr>
       <w:r>
         <w:rPr>
-          <w:lang w:val="ar_AE" w:bidi="ar_AE"/>
-        </w:rPr>
-      </w:r>
-      <w:r>
-        <w:rPr>
+          <w:rtl/>
+          <w:cs/>
+          <w:lang w:val="ar_AE" w:bidi="ar_AE"/>
+        </w:rPr>
+      </w:r>
+      <w:r>
+        <w:rPr>
+          <w:rtl/>
+          <w:cs/>
           <w:lang w:val="ar_AE" w:bidi="ar_AE"/>
         </w:rPr>
         <w:t>سترونج: H3999, G26270</w:t>
       </w:r>
       <w:r>
         <w:rPr>
-          <w:lang w:val="ar_AE" w:bidi="ar_AE"/>
-        </w:rPr>
-      </w:r>
-      <w:r>
-        <w:rPr>
+          <w:rtl/>
+          <w:cs/>
+          <w:lang w:val="ar_AE" w:bidi="ar_AE"/>
+        </w:rPr>
+      </w:r>
+      <w:r>
+        <w:rPr>
+          <w:rtl/>
+          <w:cs/>
           <w:lang w:val="ar_AE" w:bidi="ar_AE"/>
         </w:rPr>
       </w:r>

--- a/arb/docx/026.content.docx
+++ b/arb/docx/026.content.docx
@@ -829,20 +829,14 @@
           <w:lang w:val="ar_AE" w:bidi="ar_AE"/>
         </w:rPr>
       </w:r>
-      <w:hyperlink r:id="rId13">
-        <w:r>
-          <w:rPr>
-            <w:rtl/>
-            <w:cs/>
-            <w:lang w:val="ar_AE" w:bidi="ar_AE"/>
-          </w:rPr>
-          <w:rPr>
-            <w:color w:val="0000EE"/>
-            <w:u w:val="single"/>
-          </w:rPr>
-          <w:t>تكوين 7: 2</w:t>
-        </w:r>
-      </w:hyperlink>
+      <w:r>
+        <w:rPr>
+          <w:rtl/>
+          <w:cs/>
+          <w:lang w:val="ar_AE" w:bidi="ar_AE"/>
+        </w:rPr>
+        <w:t>تكوين 7: 2</w:t>
+      </w:r>
     </w:p>
     <w:p>
       <w:pPr>
@@ -858,20 +852,14 @@
           <w:lang w:val="ar_AE" w:bidi="ar_AE"/>
         </w:rPr>
       </w:r>
-      <w:hyperlink r:id="rId14">
-        <w:r>
-          <w:rPr>
-            <w:rtl/>
-            <w:cs/>
-            <w:lang w:val="ar_AE" w:bidi="ar_AE"/>
-          </w:rPr>
-          <w:rPr>
-            <w:color w:val="0000EE"/>
-            <w:u w:val="single"/>
-          </w:rPr>
-          <w:t>تكوين 7: 8</w:t>
-        </w:r>
-      </w:hyperlink>
+      <w:r>
+        <w:rPr>
+          <w:rtl/>
+          <w:cs/>
+          <w:lang w:val="ar_AE" w:bidi="ar_AE"/>
+        </w:rPr>
+        <w:t>تكوين 7: 8</w:t>
+      </w:r>
     </w:p>
     <w:p>
       <w:pPr>
@@ -887,20 +875,14 @@
           <w:lang w:val="ar_AE" w:bidi="ar_AE"/>
         </w:rPr>
       </w:r>
-      <w:hyperlink r:id="rId15">
-        <w:r>
-          <w:rPr>
-            <w:rtl/>
-            <w:cs/>
-            <w:lang w:val="ar_AE" w:bidi="ar_AE"/>
-          </w:rPr>
-          <w:rPr>
-            <w:color w:val="0000EE"/>
-            <w:u w:val="single"/>
-          </w:rPr>
-          <w:t>تثنية 12: 15</w:t>
-        </w:r>
-      </w:hyperlink>
+      <w:r>
+        <w:rPr>
+          <w:rtl/>
+          <w:cs/>
+          <w:lang w:val="ar_AE" w:bidi="ar_AE"/>
+        </w:rPr>
+        <w:t>تثنية 12: 15</w:t>
+      </w:r>
     </w:p>
     <w:p>
       <w:pPr>
@@ -916,20 +898,14 @@
           <w:lang w:val="ar_AE" w:bidi="ar_AE"/>
         </w:rPr>
       </w:r>
-      <w:hyperlink r:id="rId16">
-        <w:r>
-          <w:rPr>
-            <w:rtl/>
-            <w:cs/>
-            <w:lang w:val="ar_AE" w:bidi="ar_AE"/>
-          </w:rPr>
-          <w:rPr>
-            <w:color w:val="0000EE"/>
-            <w:u w:val="single"/>
-          </w:rPr>
-          <w:t>مزامير 51: 7</w:t>
-        </w:r>
-      </w:hyperlink>
+      <w:r>
+        <w:rPr>
+          <w:rtl/>
+          <w:cs/>
+          <w:lang w:val="ar_AE" w:bidi="ar_AE"/>
+        </w:rPr>
+        <w:t>مزامير 51: 7</w:t>
+      </w:r>
     </w:p>
     <w:p>
       <w:pPr>
@@ -945,20 +921,14 @@
           <w:lang w:val="ar_AE" w:bidi="ar_AE"/>
         </w:rPr>
       </w:r>
-      <w:hyperlink r:id="rId17">
-        <w:r>
-          <w:rPr>
-            <w:rtl/>
-            <w:cs/>
-            <w:lang w:val="ar_AE" w:bidi="ar_AE"/>
-          </w:rPr>
-          <w:rPr>
-            <w:color w:val="0000EE"/>
-            <w:u w:val="single"/>
-          </w:rPr>
-          <w:t>أمثال 20: 30</w:t>
-        </w:r>
-      </w:hyperlink>
+      <w:r>
+        <w:rPr>
+          <w:rtl/>
+          <w:cs/>
+          <w:lang w:val="ar_AE" w:bidi="ar_AE"/>
+        </w:rPr>
+        <w:t>أمثال 20: 30</w:t>
+      </w:r>
     </w:p>
     <w:p>
       <w:pPr>
@@ -974,20 +944,14 @@
           <w:lang w:val="ar_AE" w:bidi="ar_AE"/>
         </w:rPr>
       </w:r>
-      <w:hyperlink r:id="rId18">
-        <w:r>
-          <w:rPr>
-            <w:rtl/>
-            <w:cs/>
-            <w:lang w:val="ar_AE" w:bidi="ar_AE"/>
-          </w:rPr>
-          <w:rPr>
-            <w:color w:val="0000EE"/>
-            <w:u w:val="single"/>
-          </w:rPr>
-          <w:t>حزقيال 24: 13</w:t>
-        </w:r>
-      </w:hyperlink>
+      <w:r>
+        <w:rPr>
+          <w:rtl/>
+          <w:cs/>
+          <w:lang w:val="ar_AE" w:bidi="ar_AE"/>
+        </w:rPr>
+        <w:t>حزقيال 24: 13</w:t>
+      </w:r>
     </w:p>
     <w:p>
       <w:pPr>
@@ -1003,20 +967,14 @@
           <w:lang w:val="ar_AE" w:bidi="ar_AE"/>
         </w:rPr>
       </w:r>
-      <w:hyperlink r:id="rId19">
-        <w:r>
-          <w:rPr>
-            <w:rtl/>
-            <w:cs/>
-            <w:lang w:val="ar_AE" w:bidi="ar_AE"/>
-          </w:rPr>
-          <w:rPr>
-            <w:color w:val="0000EE"/>
-            <w:u w:val="single"/>
-          </w:rPr>
-          <w:t>متى 23: 27</w:t>
-        </w:r>
-      </w:hyperlink>
+      <w:r>
+        <w:rPr>
+          <w:rtl/>
+          <w:cs/>
+          <w:lang w:val="ar_AE" w:bidi="ar_AE"/>
+        </w:rPr>
+        <w:t>متى 23: 27</w:t>
+      </w:r>
     </w:p>
     <w:p>
       <w:pPr>
@@ -1032,20 +990,14 @@
           <w:lang w:val="ar_AE" w:bidi="ar_AE"/>
         </w:rPr>
       </w:r>
-      <w:hyperlink r:id="rId20">
-        <w:r>
-          <w:rPr>
-            <w:rtl/>
-            <w:cs/>
-            <w:lang w:val="ar_AE" w:bidi="ar_AE"/>
-          </w:rPr>
-          <w:rPr>
-            <w:color w:val="0000EE"/>
-            <w:u w:val="single"/>
-          </w:rPr>
-          <w:t>لوقا 5: 13</w:t>
-        </w:r>
-      </w:hyperlink>
+      <w:r>
+        <w:rPr>
+          <w:rtl/>
+          <w:cs/>
+          <w:lang w:val="ar_AE" w:bidi="ar_AE"/>
+        </w:rPr>
+        <w:t>لوقا 5: 13</w:t>
+      </w:r>
     </w:p>
     <w:p>
       <w:pPr>
@@ -1061,20 +1013,14 @@
           <w:lang w:val="ar_AE" w:bidi="ar_AE"/>
         </w:rPr>
       </w:r>
-      <w:hyperlink r:id="rId21">
-        <w:r>
-          <w:rPr>
-            <w:rtl/>
-            <w:cs/>
-            <w:lang w:val="ar_AE" w:bidi="ar_AE"/>
-          </w:rPr>
-          <w:rPr>
-            <w:color w:val="0000EE"/>
-            <w:u w:val="single"/>
-          </w:rPr>
-          <w:t>أعمال 8: 7</w:t>
-        </w:r>
-      </w:hyperlink>
+      <w:r>
+        <w:rPr>
+          <w:rtl/>
+          <w:cs/>
+          <w:lang w:val="ar_AE" w:bidi="ar_AE"/>
+        </w:rPr>
+        <w:t>أعمال 8: 7</w:t>
+      </w:r>
     </w:p>
     <w:p>
       <w:pPr>
@@ -1090,20 +1036,14 @@
           <w:lang w:val="ar_AE" w:bidi="ar_AE"/>
         </w:rPr>
       </w:r>
-      <w:hyperlink r:id="rId22">
-        <w:r>
-          <w:rPr>
-            <w:rtl/>
-            <w:cs/>
-            <w:lang w:val="ar_AE" w:bidi="ar_AE"/>
-          </w:rPr>
-          <w:rPr>
-            <w:color w:val="0000EE"/>
-            <w:u w:val="single"/>
-          </w:rPr>
-          <w:t>أعمال 10: 27–29</w:t>
-        </w:r>
-      </w:hyperlink>
+      <w:r>
+        <w:rPr>
+          <w:rtl/>
+          <w:cs/>
+          <w:lang w:val="ar_AE" w:bidi="ar_AE"/>
+        </w:rPr>
+        <w:t>أعمال 10: 27–29</w:t>
+      </w:r>
     </w:p>
     <w:p>
       <w:pPr>
@@ -1119,20 +1059,14 @@
           <w:lang w:val="ar_AE" w:bidi="ar_AE"/>
         </w:rPr>
       </w:r>
-      <w:hyperlink r:id="rId23">
-        <w:r>
-          <w:rPr>
-            <w:rtl/>
-            <w:cs/>
-            <w:lang w:val="ar_AE" w:bidi="ar_AE"/>
-          </w:rPr>
-          <w:rPr>
-            <w:color w:val="0000EE"/>
-            <w:u w:val="single"/>
-          </w:rPr>
-          <w:t>كولوسي 3: 5</w:t>
-        </w:r>
-      </w:hyperlink>
+      <w:r>
+        <w:rPr>
+          <w:rtl/>
+          <w:cs/>
+          <w:lang w:val="ar_AE" w:bidi="ar_AE"/>
+        </w:rPr>
+        <w:t>كولوسي 3: 5</w:t>
+      </w:r>
     </w:p>
     <w:p>
       <w:pPr>
@@ -1148,20 +1082,14 @@
           <w:lang w:val="ar_AE" w:bidi="ar_AE"/>
         </w:rPr>
       </w:r>
-      <w:hyperlink r:id="rId24">
-        <w:r>
-          <w:rPr>
-            <w:rtl/>
-            <w:cs/>
-            <w:lang w:val="ar_AE" w:bidi="ar_AE"/>
-          </w:rPr>
-          <w:rPr>
-            <w:color w:val="0000EE"/>
-            <w:u w:val="single"/>
-          </w:rPr>
-          <w:t>1 تسالونيكي 4: 7</w:t>
-        </w:r>
-      </w:hyperlink>
+      <w:r>
+        <w:rPr>
+          <w:rtl/>
+          <w:cs/>
+          <w:lang w:val="ar_AE" w:bidi="ar_AE"/>
+        </w:rPr>
+        <w:t>1 تسالونيكي 4: 7</w:t>
+      </w:r>
     </w:p>
     <w:p>
       <w:pPr>
@@ -1177,20 +1105,14 @@
           <w:lang w:val="ar_AE" w:bidi="ar_AE"/>
         </w:rPr>
       </w:r>
-      <w:hyperlink r:id="rId25">
-        <w:r>
-          <w:rPr>
-            <w:rtl/>
-            <w:cs/>
-            <w:lang w:val="ar_AE" w:bidi="ar_AE"/>
-          </w:rPr>
-          <w:rPr>
-            <w:color w:val="0000EE"/>
-            <w:u w:val="single"/>
-          </w:rPr>
-          <w:t>يعقوب 4: 8</w:t>
-        </w:r>
-      </w:hyperlink>
+      <w:r>
+        <w:rPr>
+          <w:rtl/>
+          <w:cs/>
+          <w:lang w:val="ar_AE" w:bidi="ar_AE"/>
+        </w:rPr>
+        <w:t>يعقوب 4: 8</w:t>
+      </w:r>
     </w:p>
     <w:p>
       <w:pPr>
@@ -1511,20 +1433,14 @@
           <w:lang w:val="ar_AE" w:bidi="ar_AE"/>
         </w:rPr>
       </w:r>
-      <w:hyperlink r:id="rId26">
-        <w:r>
-          <w:rPr>
-            <w:rtl/>
-            <w:cs/>
-            <w:lang w:val="ar_AE" w:bidi="ar_AE"/>
-          </w:rPr>
-          <w:rPr>
-            <w:color w:val="0000EE"/>
-            <w:u w:val="single"/>
-          </w:rPr>
-          <w:t>أعمال الرسل 9: 11</w:t>
-        </w:r>
-      </w:hyperlink>
+      <w:r>
+        <w:rPr>
+          <w:rtl/>
+          <w:cs/>
+          <w:lang w:val="ar_AE" w:bidi="ar_AE"/>
+        </w:rPr>
+        <w:t>أعمال الرسل 9: 11</w:t>
+      </w:r>
     </w:p>
     <w:p>
       <w:pPr>
@@ -1540,20 +1456,14 @@
           <w:lang w:val="ar_AE" w:bidi="ar_AE"/>
         </w:rPr>
       </w:r>
-      <w:hyperlink r:id="rId27">
-        <w:r>
-          <w:rPr>
-            <w:rtl/>
-            <w:cs/>
-            <w:lang w:val="ar_AE" w:bidi="ar_AE"/>
-          </w:rPr>
-          <w:rPr>
-            <w:color w:val="0000EE"/>
-            <w:u w:val="single"/>
-          </w:rPr>
-          <w:t>أعمال الرسل 9: 30</w:t>
-        </w:r>
-      </w:hyperlink>
+      <w:r>
+        <w:rPr>
+          <w:rtl/>
+          <w:cs/>
+          <w:lang w:val="ar_AE" w:bidi="ar_AE"/>
+        </w:rPr>
+        <w:t>أعمال الرسل 9: 30</w:t>
+      </w:r>
     </w:p>
     <w:p>
       <w:pPr>
@@ -1569,20 +1479,14 @@
           <w:lang w:val="ar_AE" w:bidi="ar_AE"/>
         </w:rPr>
       </w:r>
-      <w:hyperlink r:id="rId28">
-        <w:r>
-          <w:rPr>
-            <w:rtl/>
-            <w:cs/>
-            <w:lang w:val="ar_AE" w:bidi="ar_AE"/>
-          </w:rPr>
-          <w:rPr>
-            <w:color w:val="0000EE"/>
-            <w:u w:val="single"/>
-          </w:rPr>
-          <w:t>أعمال الرسل 11: 25</w:t>
-        </w:r>
-      </w:hyperlink>
+      <w:r>
+        <w:rPr>
+          <w:rtl/>
+          <w:cs/>
+          <w:lang w:val="ar_AE" w:bidi="ar_AE"/>
+        </w:rPr>
+        <w:t>أعمال الرسل 11: 25</w:t>
+      </w:r>
     </w:p>
     <w:p>
       <w:pPr>
@@ -1980,20 +1884,14 @@
           <w:lang w:val="ar_AE" w:bidi="ar_AE"/>
         </w:rPr>
       </w:r>
-      <w:hyperlink r:id="rId29">
-        <w:r>
-          <w:rPr>
-            <w:rtl/>
-            <w:cs/>
-            <w:lang w:val="ar_AE" w:bidi="ar_AE"/>
-          </w:rPr>
-          <w:rPr>
-            <w:color w:val="0000EE"/>
-            <w:u w:val="single"/>
-          </w:rPr>
-          <w:t>دانيآل 11: 10</w:t>
-        </w:r>
-      </w:hyperlink>
+      <w:r>
+        <w:rPr>
+          <w:rtl/>
+          <w:cs/>
+          <w:lang w:val="ar_AE" w:bidi="ar_AE"/>
+        </w:rPr>
+        <w:t>دانيآل 11: 10</w:t>
+      </w:r>
     </w:p>
     <w:p>
       <w:pPr>
@@ -2009,20 +1907,14 @@
           <w:lang w:val="ar_AE" w:bidi="ar_AE"/>
         </w:rPr>
       </w:r>
-      <w:hyperlink r:id="rId30">
-        <w:r>
-          <w:rPr>
-            <w:rtl/>
-            <w:cs/>
-            <w:lang w:val="ar_AE" w:bidi="ar_AE"/>
-          </w:rPr>
-          <w:rPr>
-            <w:color w:val="0000EE"/>
-            <w:u w:val="single"/>
-          </w:rPr>
-          <w:t>تكوين 7: 6–7</w:t>
-        </w:r>
-      </w:hyperlink>
+      <w:r>
+        <w:rPr>
+          <w:rtl/>
+          <w:cs/>
+          <w:lang w:val="ar_AE" w:bidi="ar_AE"/>
+        </w:rPr>
+        <w:t>تكوين 7: 6–7</w:t>
+      </w:r>
     </w:p>
     <w:p>
       <w:pPr>
@@ -2038,20 +1930,14 @@
           <w:lang w:val="ar_AE" w:bidi="ar_AE"/>
         </w:rPr>
       </w:r>
-      <w:hyperlink r:id="rId31">
-        <w:r>
-          <w:rPr>
-            <w:rtl/>
-            <w:cs/>
-            <w:lang w:val="ar_AE" w:bidi="ar_AE"/>
-          </w:rPr>
-          <w:rPr>
-            <w:color w:val="0000EE"/>
-            <w:u w:val="single"/>
-          </w:rPr>
-          <w:t>لوقا 6: 46–48</w:t>
-        </w:r>
-      </w:hyperlink>
+      <w:r>
+        <w:rPr>
+          <w:rtl/>
+          <w:cs/>
+          <w:lang w:val="ar_AE" w:bidi="ar_AE"/>
+        </w:rPr>
+        <w:t>لوقا 6: 46–48</w:t>
+      </w:r>
     </w:p>
     <w:p>
       <w:pPr>
@@ -2067,20 +1953,14 @@
           <w:lang w:val="ar_AE" w:bidi="ar_AE"/>
         </w:rPr>
       </w:r>
-      <w:hyperlink r:id="rId32">
-        <w:r>
-          <w:rPr>
-            <w:rtl/>
-            <w:cs/>
-            <w:lang w:val="ar_AE" w:bidi="ar_AE"/>
-          </w:rPr>
-          <w:rPr>
-            <w:color w:val="0000EE"/>
-            <w:u w:val="single"/>
-          </w:rPr>
-          <w:t>متى 7: 24–25</w:t>
-        </w:r>
-      </w:hyperlink>
+      <w:r>
+        <w:rPr>
+          <w:rtl/>
+          <w:cs/>
+          <w:lang w:val="ar_AE" w:bidi="ar_AE"/>
+        </w:rPr>
+        <w:t>متى 7: 24–25</w:t>
+      </w:r>
     </w:p>
     <w:p>
       <w:pPr>
@@ -2096,20 +1976,14 @@
           <w:lang w:val="ar_AE" w:bidi="ar_AE"/>
         </w:rPr>
       </w:r>
-      <w:hyperlink r:id="rId33">
-        <w:r>
-          <w:rPr>
-            <w:rtl/>
-            <w:cs/>
-            <w:lang w:val="ar_AE" w:bidi="ar_AE"/>
-          </w:rPr>
-          <w:rPr>
-            <w:color w:val="0000EE"/>
-            <w:u w:val="single"/>
-          </w:rPr>
-          <w:t>متى 7: 26–27</w:t>
-        </w:r>
-      </w:hyperlink>
+      <w:r>
+        <w:rPr>
+          <w:rtl/>
+          <w:cs/>
+          <w:lang w:val="ar_AE" w:bidi="ar_AE"/>
+        </w:rPr>
+        <w:t>متى 7: 26–27</w:t>
+      </w:r>
     </w:p>
     <w:p>
       <w:pPr>
@@ -2125,20 +1999,14 @@
           <w:lang w:val="ar_AE" w:bidi="ar_AE"/>
         </w:rPr>
       </w:r>
-      <w:hyperlink r:id="rId34">
-        <w:r>
-          <w:rPr>
-            <w:rtl/>
-            <w:cs/>
-            <w:lang w:val="ar_AE" w:bidi="ar_AE"/>
-          </w:rPr>
-          <w:rPr>
-            <w:color w:val="0000EE"/>
-            <w:u w:val="single"/>
-          </w:rPr>
-          <w:t>متى 24: 37–39</w:t>
-        </w:r>
-      </w:hyperlink>
+      <w:r>
+        <w:rPr>
+          <w:rtl/>
+          <w:cs/>
+          <w:lang w:val="ar_AE" w:bidi="ar_AE"/>
+        </w:rPr>
+        <w:t>متى 24: 37–39</w:t>
+      </w:r>
     </w:p>
     <w:p>
       <w:pPr>

--- a/arb/docx/026.content.docx
+++ b/arb/docx/026.content.docx
@@ -1386,23 +1386,7 @@
           <w:cs/>
           <w:lang w:val="ar_AE" w:bidi="ar_AE"/>
         </w:rPr>
-        <w:t xml:space="preserve">، </w:t>
-      </w:r>
-      <w:r>
-        <w:rPr>
-          <w:rtl/>
-          <w:cs/>
-          <w:lang w:val="ar_AE" w:bidi="ar_AE"/>
-        </w:rPr>
-        <w:t>البحر</w:t>
-      </w:r>
-      <w:r>
-        <w:rPr>
-          <w:rtl/>
-          <w:cs/>
-          <w:lang w:val="ar_AE" w:bidi="ar_AE"/>
-        </w:rPr>
-        <w:t>)</w:t>
+        <w:t>، البحر)</w:t>
       </w:r>
     </w:p>
     <w:p>
